--- a/EG 05 Frontend Design.docx
+++ b/EG 05 Frontend Design.docx
@@ -1496,47 +1496,23 @@
     </w:p>
     <w:p>
       <w:pPr>
-        <w:suppressAutoHyphens w:val="0"/>
-        <w:spacing w:before="100" w:beforeAutospacing="1" w:after="100" w:afterAutospacing="1"/>
-        <w:outlineLvl w:val="1"/>
-        <w:rPr>
-          <w:rFonts w:ascii="Times New Roman" w:eastAsia="Times New Roman" w:hAnsi="Times New Roman" w:cs="Times New Roman"/>
-          <w:b/>
-          <w:bCs/>
-          <w:sz w:val="36"/>
-          <w:szCs w:val="36"/>
-        </w:rPr>
-      </w:pPr>
-      <w:r>
-        <w:rPr>
-          <w:rFonts w:ascii="Times New Roman" w:eastAsia="Times New Roman" w:hAnsi="Times New Roman" w:cs="Times New Roman"/>
-          <w:b/>
-          <w:bCs/>
-          <w:sz w:val="36"/>
-          <w:szCs w:val="36"/>
+        <w:pStyle w:val="Heading2"/>
+        <w:rPr>
+          <w:rFonts w:eastAsia="Times New Roman"/>
+        </w:rPr>
+      </w:pPr>
+      <w:r>
+        <w:rPr>
+          <w:rFonts w:eastAsia="Times New Roman"/>
         </w:rPr>
         <w:lastRenderedPageBreak/>
         <w:t>Self-a</w:t>
       </w:r>
       <w:r>
         <w:rPr>
-          <w:rFonts w:ascii="Times New Roman" w:eastAsia="Times New Roman" w:hAnsi="Times New Roman" w:cs="Times New Roman"/>
-          <w:b/>
-          <w:bCs/>
-          <w:sz w:val="36"/>
-          <w:szCs w:val="36"/>
-        </w:rPr>
-        <w:t>ssessment</w:t>
-      </w:r>
-      <w:r>
-        <w:rPr>
-          <w:rFonts w:ascii="Times New Roman" w:eastAsia="Times New Roman" w:hAnsi="Times New Roman" w:cs="Times New Roman"/>
-          <w:b/>
-          <w:bCs/>
-          <w:sz w:val="36"/>
-          <w:szCs w:val="36"/>
-        </w:rPr>
-        <w:t xml:space="preserve"> Criteria</w:t>
+          <w:rFonts w:eastAsia="Times New Roman"/>
+        </w:rPr>
+        <w:t>ssessment Criteria</w:t>
       </w:r>
     </w:p>
     <w:tbl>
@@ -1880,24 +1856,14 @@
     </w:p>
     <w:p>
       <w:pPr>
-        <w:suppressAutoHyphens w:val="0"/>
-        <w:spacing w:before="100" w:beforeAutospacing="1" w:after="100" w:afterAutospacing="1"/>
-        <w:outlineLvl w:val="1"/>
-        <w:rPr>
-          <w:rFonts w:ascii="Times New Roman" w:eastAsia="Times New Roman" w:hAnsi="Times New Roman" w:cs="Times New Roman"/>
-          <w:b/>
-          <w:bCs/>
-          <w:sz w:val="36"/>
-          <w:szCs w:val="36"/>
-        </w:rPr>
-      </w:pPr>
-      <w:r>
-        <w:rPr>
-          <w:rFonts w:ascii="Times New Roman" w:eastAsia="Times New Roman" w:hAnsi="Times New Roman" w:cs="Times New Roman"/>
-          <w:b/>
-          <w:bCs/>
-          <w:sz w:val="36"/>
-          <w:szCs w:val="36"/>
+        <w:pStyle w:val="Heading2"/>
+        <w:rPr>
+          <w:rFonts w:eastAsia="Times New Roman"/>
+        </w:rPr>
+      </w:pPr>
+      <w:r>
+        <w:rPr>
+          <w:rFonts w:eastAsia="Times New Roman"/>
         </w:rPr>
         <w:t>Optional Stretch Tasks</w:t>
       </w:r>
@@ -2039,45 +2005,67 @@
     </w:p>
     <w:p>
       <w:pPr>
+        <w:pStyle w:val="Heading2"/>
+        <w:rPr>
+          <w:rFonts w:eastAsia="Times New Roman"/>
+        </w:rPr>
+      </w:pPr>
+      <w:r>
+        <w:rPr>
+          <w:rFonts w:eastAsia="Times New Roman"/>
+        </w:rPr>
+        <w:t>Helpful Learning Resource</w:t>
+      </w:r>
+    </w:p>
+    <w:p>
+      <w:pPr>
         <w:suppressAutoHyphens w:val="0"/>
         <w:spacing w:before="100" w:beforeAutospacing="1" w:after="100" w:afterAutospacing="1"/>
-        <w:outlineLvl w:val="1"/>
-        <w:rPr>
-          <w:rFonts w:ascii="Times New Roman" w:eastAsia="Times New Roman" w:hAnsi="Times New Roman" w:cs="Times New Roman"/>
-          <w:b/>
-          <w:bCs/>
-          <w:sz w:val="36"/>
-          <w:szCs w:val="36"/>
-        </w:rPr>
-      </w:pPr>
-      <w:r>
-        <w:rPr>
-          <w:rFonts w:ascii="Times New Roman" w:eastAsia="Times New Roman" w:hAnsi="Times New Roman" w:cs="Times New Roman"/>
-          <w:b/>
-          <w:bCs/>
-          <w:sz w:val="36"/>
-          <w:szCs w:val="36"/>
-        </w:rPr>
-        <w:t>Helpful Learning Resource</w:t>
-      </w:r>
-    </w:p>
-    <w:p>
-      <w:pPr>
-        <w:suppressAutoHyphens w:val="0"/>
-        <w:spacing w:before="100" w:beforeAutospacing="1" w:after="100" w:afterAutospacing="1"/>
-        <w:rPr>
-          <w:rFonts w:ascii="Times New Roman" w:eastAsia="Times New Roman" w:hAnsi="Times New Roman" w:cs="Times New Roman"/>
-          <w:sz w:val="24"/>
-          <w:szCs w:val="24"/>
-        </w:rPr>
-      </w:pPr>
-      <w:r>
-        <w:rPr>
-          <w:rFonts w:ascii="Times New Roman" w:eastAsia="Times New Roman" w:hAnsi="Times New Roman" w:cs="Times New Roman"/>
-          <w:sz w:val="24"/>
-          <w:szCs w:val="24"/>
-        </w:rPr>
-        <w:t>If students want a deeper grounding in wireframing and UI design, they can explore:</w:t>
+        <w:rPr>
+          <w:rFonts w:ascii="Times New Roman" w:eastAsia="Times New Roman" w:hAnsi="Times New Roman" w:cs="Times New Roman"/>
+          <w:sz w:val="24"/>
+          <w:szCs w:val="24"/>
+        </w:rPr>
+      </w:pPr>
+      <w:r>
+        <w:rPr>
+          <w:rFonts w:ascii="Times New Roman" w:eastAsia="Times New Roman" w:hAnsi="Times New Roman" w:cs="Times New Roman"/>
+          <w:sz w:val="24"/>
+          <w:szCs w:val="24"/>
+        </w:rPr>
+        <w:t xml:space="preserve">If </w:t>
+      </w:r>
+      <w:r>
+        <w:rPr>
+          <w:rFonts w:ascii="Times New Roman" w:eastAsia="Times New Roman" w:hAnsi="Times New Roman" w:cs="Times New Roman"/>
+          <w:sz w:val="24"/>
+          <w:szCs w:val="24"/>
+        </w:rPr>
+        <w:t>you</w:t>
+      </w:r>
+      <w:r>
+        <w:rPr>
+          <w:rFonts w:ascii="Times New Roman" w:eastAsia="Times New Roman" w:hAnsi="Times New Roman" w:cs="Times New Roman"/>
+          <w:sz w:val="24"/>
+          <w:szCs w:val="24"/>
+        </w:rPr>
+        <w:t xml:space="preserve"> want a deeper grounding in wireframing and UI design, </w:t>
+      </w:r>
+      <w:r>
+        <w:rPr>
+          <w:rFonts w:ascii="Times New Roman" w:eastAsia="Times New Roman" w:hAnsi="Times New Roman" w:cs="Times New Roman"/>
+          <w:sz w:val="24"/>
+          <w:szCs w:val="24"/>
+        </w:rPr>
+        <w:t>you</w:t>
+      </w:r>
+      <w:r>
+        <w:rPr>
+          <w:rFonts w:ascii="Times New Roman" w:eastAsia="Times New Roman" w:hAnsi="Times New Roman" w:cs="Times New Roman"/>
+          <w:sz w:val="24"/>
+          <w:szCs w:val="24"/>
+        </w:rPr>
+        <w:t xml:space="preserve"> can explore:</w:t>
       </w:r>
     </w:p>
     <w:p>
@@ -10270,6 +10258,7 @@
   <w:style w:type="character" w:default="1" w:styleId="DefaultParagraphFont">
     <w:name w:val="Default Paragraph Font"/>
     <w:uiPriority w:val="1"/>
+    <w:semiHidden/>
     <w:unhideWhenUsed/>
   </w:style>
   <w:style w:type="table" w:default="1" w:styleId="TableNormal">

--- a/EG 05 Frontend Design.docx
+++ b/EG 05 Frontend Design.docx
@@ -93,7 +93,7 @@
           <w:sz w:val="24"/>
           <w:szCs w:val="24"/>
         </w:rPr>
-        <w:t>QuickBite</w:t>
+        <w:t>QABite</w:t>
       </w:r>
       <w:proofErr w:type="spellEnd"/>
       <w:r>
@@ -192,12 +192,20 @@
       <w:r>
         <w:rPr>
           <w:rFonts w:ascii="Times New Roman" w:eastAsia="Times New Roman" w:hAnsi="Times New Roman" w:cs="Times New Roman"/>
+          <w:sz w:val="24"/>
+          <w:szCs w:val="24"/>
+        </w:rPr>
+        <w:t>Read the</w:t>
+      </w:r>
+      <w:r>
+        <w:rPr>
+          <w:rFonts w:ascii="Times New Roman" w:eastAsia="Times New Roman" w:hAnsi="Times New Roman" w:cs="Times New Roman"/>
           <w:b/>
           <w:bCs/>
           <w:sz w:val="24"/>
           <w:szCs w:val="24"/>
         </w:rPr>
-        <w:t xml:space="preserve">Read the </w:t>
+        <w:t xml:space="preserve"> </w:t>
       </w:r>
       <w:proofErr w:type="spellStart"/>
       <w:r>
@@ -208,7 +216,7 @@
           <w:sz w:val="24"/>
           <w:szCs w:val="24"/>
         </w:rPr>
-        <w:t>QuickBite</w:t>
+        <w:t>QABite</w:t>
       </w:r>
       <w:proofErr w:type="spellEnd"/>
       <w:r>
@@ -219,7 +227,15 @@
           <w:sz w:val="24"/>
           <w:szCs w:val="24"/>
         </w:rPr>
-        <w:t xml:space="preserve"> scenario</w:t>
+        <w:t xml:space="preserve"> </w:t>
+      </w:r>
+      <w:r>
+        <w:rPr>
+          <w:rFonts w:ascii="Times New Roman" w:eastAsia="Times New Roman" w:hAnsi="Times New Roman" w:cs="Times New Roman"/>
+          <w:sz w:val="24"/>
+          <w:szCs w:val="24"/>
+        </w:rPr>
+        <w:t>scenario</w:t>
       </w:r>
       <w:r>
         <w:rPr>
